--- a/downloads/documents/05 Materials/Unit 06/Slides/Slides 06.18 - Careers in Food Systems and Unit 6 Review and Test.docx
+++ b/downloads/documents/05 Materials/Unit 06/Slides/Slides 06.18 - Careers in Food Systems and Unit 6 Review and Test.docx
@@ -6,9 +6,9 @@
       <w:pPr>
         <w:pStyle w:val="Heading1"/>
       </w:pPr>
-      <w:bookmarkStart w:id="20" w:name="Xe01e13250698ba92cba6dc2f935e1f5f0623417"/>
-      <w:r>
-        <w:t xml:space="preserve">Slides 06.18: Careers in Food Systems, and the Unit 6 Review and Test</w:t>
+      <w:bookmarkStart w:id="20" w:name="X9cc25c4800fec2e51b0284eef7db67104bc6bf7"/>
+      <w:r>
+        <w:t xml:space="preserve">Slides 6.18: Careers in Food Systems, and the Unit 6 Review and Test</w:t>
       </w:r>
       <w:bookmarkEnd w:id="20"/>
     </w:p>
